--- a/output/Bergmann-CV-Artist-Short.docx
+++ b/output/Bergmann-CV-Artist-Short.docx
@@ -2,7 +2,7 @@
 <file path=word/document.xml><?xml version="1.0" encoding="utf-8"?>
 <w:document xmlns:w="http://schemas.openxmlformats.org/wordprocessingml/2006/main" xmlns:m="http://schemas.openxmlformats.org/officeDocument/2006/math" xmlns:r="http://schemas.openxmlformats.org/officeDocument/2006/relationships" xmlns:o="urn:schemas-microsoft-com:office:office" xmlns:v="urn:schemas-microsoft-com:vml" xmlns:w10="urn:schemas-microsoft-com:office:word" xmlns:a="http://schemas.openxmlformats.org/drawingml/2006/main" xmlns:pic="http://schemas.openxmlformats.org/drawingml/2006/picture" xmlns:wp="http://schemas.openxmlformats.org/drawingml/2006/wordprocessingDrawing">
   <w:body>
-    <w:bookmarkStart w:id="15" w:name="artist-cv-michael-f-bergmann"/>
+    <w:bookmarkStart w:id="26" w:name="artist-cv-michael-f-bergmann"/>
     <w:p>
       <w:pPr>
         <w:pStyle w:val="Heading1"/>
@@ -17,8 +17,8 @@
       </w:pPr>
       <w:r>
         <w:rPr>
+          <w:iCs/>
           <w:i/>
-          <w:iCs/>
         </w:rPr>
         <w:t xml:space="preserve">Performance, projection, and machine collaboration</w:t>
       </w:r>
@@ -37,7 +37,7 @@
         <w:t xml:space="preserve">ORCID: 0000-0002-5698-8121 · mfb@torontomu.ca · https://bergmann.ai</w:t>
       </w:r>
     </w:p>
-    <w:bookmarkStart w:id="9" w:name="selected-works"/>
+    <w:bookmarkStart w:id="20" w:name="selected-works"/>
     <w:p>
       <w:pPr>
         <w:pStyle w:val="Heading2"/>
@@ -50,8 +50,8 @@
       <w:tblPr>
         <w:tblStyle w:val="Table"/>
         <w:tblW w:type="pct" w:w="5000"/>
-        <w:tblLayout w:type="fixed"/>
         <w:tblLook w:firstRow="0" w:lastRow="0" w:firstColumn="0" w:lastColumn="0" w:noHBand="0" w:noVBand="0" w:val="0000"/>
+        <w:jc w:val="start"/>
       </w:tblPr>
       <w:tblGrid>
         <w:gridCol w:w="1941"/>
@@ -67,8 +67,8 @@
             </w:pPr>
             <w:r>
               <w:rPr>
-                <w:b/>
-                <w:bCs/>
+                <w:bCs/>
+                <w:b/>
               </w:rPr>
               <w:t xml:space="preserve">2026</w:t>
             </w:r>
@@ -82,7 +82,13 @@
               <w:jc w:val="left"/>
             </w:pPr>
             <w:r>
-              <w:t xml:space="preserve">“Before I Was This.”</w:t>
+              <w:t xml:space="preserve">“</w:t>
+            </w:r>
+            <w:r>
+              <w:t xml:space="preserve">Before I Was This.</w:t>
+            </w:r>
+            <w:r>
+              <w:t xml:space="preserve">”</w:t>
             </w:r>
             <w:r>
               <w:t xml:space="preserve"> </w:t>
@@ -103,8 +109,8 @@
             </w:pPr>
             <w:r>
               <w:rPr>
-                <w:b/>
-                <w:bCs/>
+                <w:bCs/>
+                <w:b/>
               </w:rPr>
               <w:t xml:space="preserve">2026</w:t>
             </w:r>
@@ -133,8 +139,8 @@
             </w:pPr>
             <w:r>
               <w:rPr>
-                <w:b/>
-                <w:bCs/>
+                <w:bCs/>
+                <w:b/>
               </w:rPr>
               <w:t xml:space="preserve">2025</w:t>
             </w:r>
@@ -163,8 +169,8 @@
             </w:pPr>
             <w:r>
               <w:rPr>
-                <w:b/>
-                <w:bCs/>
+                <w:bCs/>
+                <w:b/>
               </w:rPr>
               <w:t xml:space="preserve">2025</w:t>
             </w:r>
@@ -178,7 +184,13 @@
               <w:jc w:val="left"/>
             </w:pPr>
             <w:r>
-              <w:t xml:space="preserve">“To my creators…”</w:t>
+              <w:t xml:space="preserve">“</w:t>
+            </w:r>
+            <w:r>
+              <w:t xml:space="preserve">To my creators…</w:t>
+            </w:r>
+            <w:r>
+              <w:t xml:space="preserve">”</w:t>
             </w:r>
             <w:r>
               <w:t xml:space="preserve"> </w:t>
@@ -199,8 +211,8 @@
             </w:pPr>
             <w:r>
               <w:rPr>
-                <w:b/>
-                <w:bCs/>
+                <w:bCs/>
+                <w:b/>
               </w:rPr>
               <w:t xml:space="preserve">2024</w:t>
             </w:r>
@@ -220,23 +232,29 @@
               <w:t xml:space="preserve"> </w:t>
             </w:r>
             <w:r>
-              <w:t xml:space="preserve">“To my creators…”</w:t>
-            </w:r>
-          </w:p>
-        </w:tc>
-      </w:tr>
-      <w:tr>
-        <w:tc>
-          <w:tcPr/>
-          <w:p>
-            <w:pPr>
-              <w:pStyle w:val="Compact"/>
-              <w:jc w:val="left"/>
-            </w:pPr>
-            <w:r>
-              <w:rPr>
-                <w:b/>
-                <w:bCs/>
+              <w:t xml:space="preserve">“</w:t>
+            </w:r>
+            <w:r>
+              <w:t xml:space="preserve">To my creators…</w:t>
+            </w:r>
+            <w:r>
+              <w:t xml:space="preserve">”</w:t>
+            </w:r>
+          </w:p>
+        </w:tc>
+      </w:tr>
+      <w:tr>
+        <w:tc>
+          <w:tcPr/>
+          <w:p>
+            <w:pPr>
+              <w:pStyle w:val="Compact"/>
+              <w:jc w:val="left"/>
+            </w:pPr>
+            <w:r>
+              <w:rPr>
+                <w:bCs/>
+                <w:b/>
               </w:rPr>
               <w:t xml:space="preserve">2024</w:t>
             </w:r>
@@ -265,8 +283,8 @@
             </w:pPr>
             <w:r>
               <w:rPr>
-                <w:b/>
-                <w:bCs/>
+                <w:bCs/>
+                <w:b/>
               </w:rPr>
               <w:t xml:space="preserve">2024</w:t>
             </w:r>
@@ -295,8 +313,8 @@
             </w:pPr>
             <w:r>
               <w:rPr>
-                <w:b/>
-                <w:bCs/>
+                <w:bCs/>
+                <w:b/>
               </w:rPr>
               <w:t xml:space="preserve">2019</w:t>
             </w:r>
@@ -310,7 +328,13 @@
               <w:jc w:val="left"/>
             </w:pPr>
             <w:r>
-              <w:t xml:space="preserve">“The Uncanny Robots Project: Phase 1.”</w:t>
+              <w:t xml:space="preserve">“</w:t>
+            </w:r>
+            <w:r>
+              <w:t xml:space="preserve">The Uncanny Robots Project: Phase 1.</w:t>
+            </w:r>
+            <w:r>
+              <w:t xml:space="preserve">”</w:t>
             </w:r>
             <w:r>
               <w:t xml:space="preserve"> </w:t>
@@ -331,8 +355,8 @@
             </w:pPr>
             <w:r>
               <w:rPr>
-                <w:b/>
-                <w:bCs/>
+                <w:bCs/>
+                <w:b/>
               </w:rPr>
               <w:t xml:space="preserve">2017</w:t>
             </w:r>
@@ -361,8 +385,8 @@
             </w:pPr>
             <w:r>
               <w:rPr>
-                <w:b/>
-                <w:bCs/>
+                <w:bCs/>
+                <w:b/>
               </w:rPr>
               <w:t xml:space="preserve">2016</w:t>
             </w:r>
@@ -391,8 +415,8 @@
             </w:pPr>
             <w:r>
               <w:rPr>
-                <w:b/>
-                <w:bCs/>
+                <w:bCs/>
+                <w:b/>
               </w:rPr>
               <w:t xml:space="preserve">2014</w:t>
             </w:r>
@@ -421,8 +445,8 @@
             </w:pPr>
             <w:r>
               <w:rPr>
-                <w:b/>
-                <w:bCs/>
+                <w:bCs/>
+                <w:b/>
               </w:rPr>
               <w:t xml:space="preserve">2014</w:t>
             </w:r>
@@ -451,8 +475,8 @@
             </w:pPr>
             <w:r>
               <w:rPr>
-                <w:b/>
-                <w:bCs/>
+                <w:bCs/>
+                <w:b/>
               </w:rPr>
               <w:t xml:space="preserve">2014</w:t>
             </w:r>
@@ -481,8 +505,8 @@
             </w:pPr>
             <w:r>
               <w:rPr>
-                <w:b/>
-                <w:bCs/>
+                <w:bCs/>
+                <w:b/>
               </w:rPr>
               <w:t xml:space="preserve">2013 – 2014</w:t>
             </w:r>
@@ -511,8 +535,8 @@
             </w:pPr>
             <w:r>
               <w:rPr>
-                <w:b/>
-                <w:bCs/>
+                <w:bCs/>
+                <w:b/>
               </w:rPr>
               <w:t xml:space="preserve">2013</w:t>
             </w:r>
@@ -541,8 +565,8 @@
             </w:pPr>
             <w:r>
               <w:rPr>
-                <w:b/>
-                <w:bCs/>
+                <w:bCs/>
+                <w:b/>
               </w:rPr>
               <w:t xml:space="preserve">2012</w:t>
             </w:r>
@@ -562,8 +586,8 @@
         </w:tc>
       </w:tr>
     </w:tbl>
-    <w:bookmarkEnd w:id="9"/>
-    <w:bookmarkStart w:id="10" w:name="residencies"/>
+    <w:bookmarkEnd w:id="20"/>
+    <w:bookmarkStart w:id="21" w:name="residencies"/>
     <w:p>
       <w:pPr>
         <w:pStyle w:val="Heading2"/>
@@ -576,8 +600,8 @@
       <w:tblPr>
         <w:tblStyle w:val="Table"/>
         <w:tblW w:type="pct" w:w="5000"/>
-        <w:tblLayout w:type="fixed"/>
         <w:tblLook w:firstRow="0" w:lastRow="0" w:firstColumn="0" w:lastColumn="0" w:noHBand="0" w:noVBand="0" w:val="0000"/>
+        <w:jc w:val="start"/>
       </w:tblPr>
       <w:tblGrid>
         <w:gridCol w:w="1941"/>
@@ -593,8 +617,8 @@
             </w:pPr>
             <w:r>
               <w:rPr>
-                <w:b/>
-                <w:bCs/>
+                <w:bCs/>
+                <w:b/>
               </w:rPr>
               <w:t xml:space="preserve">2025 – 2026</w:t>
             </w:r>
@@ -623,8 +647,8 @@
             </w:pPr>
             <w:r>
               <w:rPr>
-                <w:b/>
-                <w:bCs/>
+                <w:bCs/>
+                <w:b/>
               </w:rPr>
               <w:t xml:space="preserve">2024</w:t>
             </w:r>
@@ -653,8 +677,8 @@
             </w:pPr>
             <w:r>
               <w:rPr>
-                <w:b/>
-                <w:bCs/>
+                <w:bCs/>
+                <w:b/>
               </w:rPr>
               <w:t xml:space="preserve">2022</w:t>
             </w:r>
@@ -683,8 +707,8 @@
             </w:pPr>
             <w:r>
               <w:rPr>
-                <w:b/>
-                <w:bCs/>
+                <w:bCs/>
+                <w:b/>
               </w:rPr>
               <w:t xml:space="preserve">2021 – 2022</w:t>
             </w:r>
@@ -713,8 +737,8 @@
             </w:pPr>
             <w:r>
               <w:rPr>
-                <w:b/>
-                <w:bCs/>
+                <w:bCs/>
+                <w:b/>
               </w:rPr>
               <w:t xml:space="preserve">2014</w:t>
             </w:r>
@@ -743,8 +767,8 @@
             </w:pPr>
             <w:r>
               <w:rPr>
-                <w:b/>
-                <w:bCs/>
+                <w:bCs/>
+                <w:b/>
               </w:rPr>
               <w:t xml:space="preserve">2014</w:t>
             </w:r>
@@ -764,8 +788,8 @@
         </w:tc>
       </w:tr>
     </w:tbl>
-    <w:bookmarkEnd w:id="10"/>
-    <w:bookmarkStart w:id="11" w:name="awards"/>
+    <w:bookmarkEnd w:id="21"/>
+    <w:bookmarkStart w:id="22" w:name="awards"/>
     <w:p>
       <w:pPr>
         <w:pStyle w:val="Heading2"/>
@@ -778,8 +802,8 @@
       <w:tblPr>
         <w:tblStyle w:val="Table"/>
         <w:tblW w:type="pct" w:w="5000"/>
-        <w:tblLayout w:type="fixed"/>
         <w:tblLook w:firstRow="0" w:lastRow="0" w:firstColumn="0" w:lastColumn="0" w:noHBand="0" w:noVBand="0" w:val="0000"/>
+        <w:jc w:val="start"/>
       </w:tblPr>
       <w:tblGrid>
         <w:gridCol w:w="1941"/>
@@ -795,8 +819,8 @@
             </w:pPr>
             <w:r>
               <w:rPr>
-                <w:b/>
-                <w:bCs/>
+                <w:bCs/>
+                <w:b/>
               </w:rPr>
               <w:t xml:space="preserve">2022</w:t>
             </w:r>
@@ -825,8 +849,8 @@
             </w:pPr>
             <w:r>
               <w:rPr>
-                <w:b/>
-                <w:bCs/>
+                <w:bCs/>
+                <w:b/>
               </w:rPr>
               <w:t xml:space="preserve">2014</w:t>
             </w:r>
@@ -855,8 +879,8 @@
             </w:pPr>
             <w:r>
               <w:rPr>
-                <w:b/>
-                <w:bCs/>
+                <w:bCs/>
+                <w:b/>
               </w:rPr>
               <w:t xml:space="preserve">2012 – 2014</w:t>
             </w:r>
@@ -885,8 +909,8 @@
             </w:pPr>
             <w:r>
               <w:rPr>
-                <w:b/>
-                <w:bCs/>
+                <w:bCs/>
+                <w:b/>
               </w:rPr>
               <w:t xml:space="preserve">2009</w:t>
             </w:r>
@@ -915,8 +939,8 @@
             </w:pPr>
             <w:r>
               <w:rPr>
-                <w:b/>
-                <w:bCs/>
+                <w:bCs/>
+                <w:b/>
               </w:rPr>
               <w:t xml:space="preserve">2006</w:t>
             </w:r>
@@ -936,8 +960,8 @@
         </w:tc>
       </w:tr>
     </w:tbl>
-    <w:bookmarkEnd w:id="11"/>
-    <w:bookmarkStart w:id="12" w:name="collectives-and-affiliations"/>
+    <w:bookmarkEnd w:id="22"/>
+    <w:bookmarkStart w:id="23" w:name="collectives-and-affiliations"/>
     <w:p>
       <w:pPr>
         <w:pStyle w:val="Heading2"/>
@@ -950,8 +974,8 @@
       <w:tblPr>
         <w:tblStyle w:val="Table"/>
         <w:tblW w:type="pct" w:w="5000"/>
-        <w:tblLayout w:type="fixed"/>
         <w:tblLook w:firstRow="0" w:lastRow="0" w:firstColumn="0" w:lastColumn="0" w:noHBand="0" w:noVBand="0" w:val="0000"/>
+        <w:jc w:val="start"/>
       </w:tblPr>
       <w:tblGrid>
         <w:gridCol w:w="1941"/>
@@ -967,8 +991,8 @@
             </w:pPr>
             <w:r>
               <w:rPr>
-                <w:b/>
-                <w:bCs/>
+                <w:bCs/>
+                <w:b/>
               </w:rPr>
               <w:t xml:space="preserve">2023 – present</w:t>
             </w:r>
@@ -997,8 +1021,8 @@
             </w:pPr>
             <w:r>
               <w:rPr>
-                <w:b/>
-                <w:bCs/>
+                <w:bCs/>
+                <w:b/>
               </w:rPr>
               <w:t xml:space="preserve">2022 – 2023</w:t>
             </w:r>
@@ -1027,8 +1051,8 @@
             </w:pPr>
             <w:r>
               <w:rPr>
-                <w:b/>
-                <w:bCs/>
+                <w:bCs/>
+                <w:b/>
               </w:rPr>
               <w:t xml:space="preserve">2019 – present</w:t>
             </w:r>
@@ -1057,8 +1081,8 @@
             </w:pPr>
             <w:r>
               <w:rPr>
-                <w:b/>
-                <w:bCs/>
+                <w:bCs/>
+                <w:b/>
               </w:rPr>
               <w:t xml:space="preserve">2018 – present</w:t>
             </w:r>
@@ -1087,8 +1111,8 @@
             </w:pPr>
             <w:r>
               <w:rPr>
-                <w:b/>
-                <w:bCs/>
+                <w:bCs/>
+                <w:b/>
               </w:rPr>
               <w:t xml:space="preserve">2018 – present</w:t>
             </w:r>
@@ -1108,8 +1132,8 @@
         </w:tc>
       </w:tr>
     </w:tbl>
-    <w:bookmarkEnd w:id="12"/>
-    <w:bookmarkStart w:id="13" w:name="selected-press"/>
+    <w:bookmarkEnd w:id="23"/>
+    <w:bookmarkStart w:id="24" w:name="selected-press"/>
     <w:p>
       <w:pPr>
         <w:pStyle w:val="Heading2"/>
@@ -1122,8 +1146,8 @@
       <w:tblPr>
         <w:tblStyle w:val="Table"/>
         <w:tblW w:type="pct" w:w="5000"/>
-        <w:tblLayout w:type="fixed"/>
         <w:tblLook w:firstRow="0" w:lastRow="0" w:firstColumn="0" w:lastColumn="0" w:noHBand="0" w:noVBand="0" w:val="0000"/>
+        <w:jc w:val="start"/>
       </w:tblPr>
       <w:tblGrid>
         <w:gridCol w:w="1941"/>
@@ -1139,8 +1163,8 @@
             </w:pPr>
             <w:r>
               <w:rPr>
-                <w:b/>
-                <w:bCs/>
+                <w:bCs/>
+                <w:b/>
               </w:rPr>
               <w:t xml:space="preserve">2023</w:t>
             </w:r>
@@ -1154,7 +1178,13 @@
               <w:jc w:val="left"/>
             </w:pPr>
             <w:r>
-              <w:t xml:space="preserve">“Get the inside scoop on game-changing innovations in augmented reality with the new VisionPro.”</w:t>
+              <w:t xml:space="preserve">“</w:t>
+            </w:r>
+            <w:r>
+              <w:t xml:space="preserve">Get the inside scoop on game-changing innovations in augmented reality with the new VisionPro.</w:t>
+            </w:r>
+            <w:r>
+              <w:t xml:space="preserve">”</w:t>
             </w:r>
             <w:r>
               <w:t xml:space="preserve"> </w:t>
@@ -1175,8 +1205,8 @@
             </w:pPr>
             <w:r>
               <w:rPr>
-                <w:b/>
-                <w:bCs/>
+                <w:bCs/>
+                <w:b/>
               </w:rPr>
               <w:t xml:space="preserve">2023</w:t>
             </w:r>
@@ -1205,8 +1235,8 @@
             </w:pPr>
             <w:r>
               <w:rPr>
-                <w:b/>
-                <w:bCs/>
+                <w:bCs/>
+                <w:b/>
               </w:rPr>
               <w:t xml:space="preserve">2022</w:t>
             </w:r>
@@ -1220,7 +1250,13 @@
               <w:jc w:val="left"/>
             </w:pPr>
             <w:r>
-              <w:t xml:space="preserve">“Students Are Excited And Hopeful For What The Metaverse May Bring.”</w:t>
+              <w:t xml:space="preserve">“</w:t>
+            </w:r>
+            <w:r>
+              <w:t xml:space="preserve">Students Are Excited And Hopeful For What The Metaverse May Bring.</w:t>
+            </w:r>
+            <w:r>
+              <w:t xml:space="preserve">”</w:t>
             </w:r>
             <w:r>
               <w:t xml:space="preserve"> </w:t>
@@ -1241,8 +1277,8 @@
             </w:pPr>
             <w:r>
               <w:rPr>
-                <w:b/>
-                <w:bCs/>
+                <w:bCs/>
+                <w:b/>
               </w:rPr>
               <w:t xml:space="preserve">2022</w:t>
             </w:r>
@@ -1256,7 +1292,13 @@
               <w:jc w:val="left"/>
             </w:pPr>
             <w:r>
-              <w:t xml:space="preserve">“Michael F. Bergmann On The Merging of Live Arts and Technology.”</w:t>
+              <w:t xml:space="preserve">“</w:t>
+            </w:r>
+            <w:r>
+              <w:t xml:space="preserve">Michael F. Bergmann On The Merging of Live Arts and Technology.</w:t>
+            </w:r>
+            <w:r>
+              <w:t xml:space="preserve">”</w:t>
             </w:r>
             <w:r>
               <w:t xml:space="preserve"> </w:t>
@@ -1277,8 +1319,8 @@
             </w:pPr>
             <w:r>
               <w:rPr>
-                <w:b/>
-                <w:bCs/>
+                <w:bCs/>
+                <w:b/>
               </w:rPr>
               <w:t xml:space="preserve">2021</w:t>
             </w:r>
@@ -1292,7 +1334,13 @@
               <w:jc w:val="left"/>
             </w:pPr>
             <w:r>
-              <w:t xml:space="preserve">“Emerging technology that’s here to stay.”</w:t>
+              <w:t xml:space="preserve">“</w:t>
+            </w:r>
+            <w:r>
+              <w:t xml:space="preserve">Emerging technology that’s here to stay.</w:t>
+            </w:r>
+            <w:r>
+              <w:t xml:space="preserve">”</w:t>
             </w:r>
             <w:r>
               <w:t xml:space="preserve"> </w:t>
@@ -1313,8 +1361,8 @@
             </w:pPr>
             <w:r>
               <w:rPr>
-                <w:b/>
-                <w:bCs/>
+                <w:bCs/>
+                <w:b/>
               </w:rPr>
               <w:t xml:space="preserve">2020</w:t>
             </w:r>
@@ -1328,7 +1376,13 @@
               <w:jc w:val="left"/>
             </w:pPr>
             <w:r>
-              <w:t xml:space="preserve">“Can you feel empathy for a dancing robot?”</w:t>
+              <w:t xml:space="preserve">“</w:t>
+            </w:r>
+            <w:r>
+              <w:t xml:space="preserve">Can you feel empathy for a dancing robot?</w:t>
+            </w:r>
+            <w:r>
+              <w:t xml:space="preserve">”</w:t>
             </w:r>
             <w:r>
               <w:t xml:space="preserve"> </w:t>
@@ -1340,8 +1394,8 @@
         </w:tc>
       </w:tr>
     </w:tbl>
-    <w:bookmarkEnd w:id="13"/>
-    <w:bookmarkStart w:id="14" w:name="education"/>
+    <w:bookmarkEnd w:id="24"/>
+    <w:bookmarkStart w:id="25" w:name="education"/>
     <w:p>
       <w:pPr>
         <w:pStyle w:val="Heading2"/>
@@ -1354,8 +1408,8 @@
       <w:tblPr>
         <w:tblStyle w:val="Table"/>
         <w:tblW w:type="pct" w:w="5000"/>
-        <w:tblLayout w:type="fixed"/>
         <w:tblLook w:firstRow="0" w:lastRow="0" w:firstColumn="0" w:lastColumn="0" w:noHBand="0" w:noVBand="0" w:val="0000"/>
+        <w:jc w:val="start"/>
       </w:tblPr>
       <w:tblGrid>
         <w:gridCol w:w="1941"/>
@@ -1371,8 +1425,8 @@
             </w:pPr>
             <w:r>
               <w:rPr>
-                <w:b/>
-                <w:bCs/>
+                <w:bCs/>
+                <w:b/>
               </w:rPr>
               <w:t xml:space="preserve">2022 – present</w:t>
             </w:r>
@@ -1401,8 +1455,8 @@
             </w:pPr>
             <w:r>
               <w:rPr>
-                <w:b/>
-                <w:bCs/>
+                <w:bCs/>
+                <w:b/>
               </w:rPr>
               <w:t xml:space="preserve">2011 – 2014</w:t>
             </w:r>
@@ -1431,8 +1485,8 @@
             </w:pPr>
             <w:r>
               <w:rPr>
-                <w:b/>
-                <w:bCs/>
+                <w:bCs/>
+                <w:b/>
               </w:rPr>
               <w:t xml:space="preserve">2006 – 2011</w:t>
             </w:r>
@@ -1452,8 +1506,8 @@
         </w:tc>
       </w:tr>
     </w:tbl>
-    <w:bookmarkEnd w:id="14"/>
-    <w:bookmarkEnd w:id="15"/>
+    <w:bookmarkEnd w:id="25"/>
+    <w:bookmarkEnd w:id="26"/>
     <w:sectPr>
       <w:footnotePr>
         <w:numRestart w:val="eachSect"/>
@@ -1489,14 +1543,14 @@
 <file path=word/numbering.xml><?xml version="1.0" encoding="utf-8"?>
 <w:numbering xmlns:w="http://schemas.openxmlformats.org/wordprocessingml/2006/main">
   <w:abstractNum w:abstractNumId="990">
-    <w:nsid w:val="0000A990"/>
+    <w:nsid w:val="A990"/>
     <w:multiLevelType w:val="multilevel"/>
     <w:lvl w:ilvl="0">
       <w:numFmt w:val="bullet"/>
       <w:lvlText w:val=" "/>
       <w:lvlJc w:val="left"/>
       <w:pPr>
-        <w:ind w:left="720" w:hanging="360"/>
+        <w:ind w:left="720" w:hanging="480"/>
       </w:pPr>
     </w:lvl>
     <w:lvl w:ilvl="1">
@@ -1504,7 +1558,7 @@
       <w:lvlText w:val=" "/>
       <w:lvlJc w:val="left"/>
       <w:pPr>
-        <w:ind w:left="1440" w:hanging="360"/>
+        <w:ind w:left="1440" w:hanging="480"/>
       </w:pPr>
     </w:lvl>
     <w:lvl w:ilvl="2">
@@ -1512,7 +1566,7 @@
       <w:lvlText w:val=" "/>
       <w:lvlJc w:val="left"/>
       <w:pPr>
-        <w:ind w:left="2160" w:hanging="360"/>
+        <w:ind w:left="2160" w:hanging="480"/>
       </w:pPr>
     </w:lvl>
     <w:lvl w:ilvl="3">
@@ -1520,7 +1574,7 @@
       <w:lvlText w:val=" "/>
       <w:lvlJc w:val="left"/>
       <w:pPr>
-        <w:ind w:left="2880" w:hanging="360"/>
+        <w:ind w:left="2880" w:hanging="480"/>
       </w:pPr>
     </w:lvl>
     <w:lvl w:ilvl="4">
@@ -1528,7 +1582,7 @@
       <w:lvlText w:val=" "/>
       <w:lvlJc w:val="left"/>
       <w:pPr>
-        <w:ind w:left="3600" w:hanging="360"/>
+        <w:ind w:left="3600" w:hanging="480"/>
       </w:pPr>
     </w:lvl>
     <w:lvl w:ilvl="5">
@@ -1536,7 +1590,7 @@
       <w:lvlText w:val=" "/>
       <w:lvlJc w:val="left"/>
       <w:pPr>
-        <w:ind w:left="4320" w:hanging="360"/>
+        <w:ind w:left="4320" w:hanging="480"/>
       </w:pPr>
     </w:lvl>
     <w:lvl w:ilvl="6">
@@ -1544,7 +1598,7 @@
       <w:lvlText w:val=" "/>
       <w:lvlJc w:val="left"/>
       <w:pPr>
-        <w:ind w:left="5040" w:hanging="360"/>
+        <w:ind w:left="5040" w:hanging="480"/>
       </w:pPr>
     </w:lvl>
     <w:lvl w:ilvl="7">
@@ -1552,7 +1606,7 @@
       <w:lvlText w:val=" "/>
       <w:lvlJc w:val="left"/>
       <w:pPr>
-        <w:ind w:left="5760" w:hanging="360"/>
+        <w:ind w:left="5760" w:hanging="480"/>
       </w:pPr>
     </w:lvl>
     <w:lvl w:ilvl="8">
@@ -1560,7 +1614,7 @@
       <w:lvlText w:val=" "/>
       <w:lvlJc w:val="left"/>
       <w:pPr>
-        <w:ind w:left="6480" w:hanging="360"/>
+        <w:ind w:left="6480" w:hanging="480"/>
       </w:pPr>
     </w:lvl>
   </w:abstractNum>
@@ -2230,8 +2284,8 @@
     <w:name w:val="KeywordTok"/>
     <w:basedOn w:val="VerbatimChar"/>
     <w:rPr>
+      <w:color w:val="007020"/>
       <w:b/>
-      <w:color w:val="007020"/>
     </w:rPr>
   </w:style>
   <w:style w:type="character" w:customStyle="1" w:styleId="DataTypeTok">
@@ -2308,42 +2362,42 @@
     <w:name w:val="ImportTok"/>
     <w:basedOn w:val="VerbatimChar"/>
     <w:rPr>
+      <w:color w:val="008000"/>
       <w:b/>
-      <w:color w:val="008000"/>
     </w:rPr>
   </w:style>
   <w:style w:type="character" w:customStyle="1" w:styleId="CommentTok">
     <w:name w:val="CommentTok"/>
     <w:basedOn w:val="VerbatimChar"/>
     <w:rPr>
+      <w:color w:val="60a0b0"/>
       <w:i/>
-      <w:color w:val="60a0b0"/>
     </w:rPr>
   </w:style>
   <w:style w:type="character" w:customStyle="1" w:styleId="DocumentationTok">
     <w:name w:val="DocumentationTok"/>
     <w:basedOn w:val="VerbatimChar"/>
     <w:rPr>
+      <w:color w:val="ba2121"/>
       <w:i/>
-      <w:color w:val="ba2121"/>
     </w:rPr>
   </w:style>
   <w:style w:type="character" w:customStyle="1" w:styleId="AnnotationTok">
     <w:name w:val="AnnotationTok"/>
     <w:basedOn w:val="VerbatimChar"/>
     <w:rPr>
+      <w:color w:val="60a0b0"/>
       <w:b/>
       <w:i/>
-      <w:color w:val="60a0b0"/>
     </w:rPr>
   </w:style>
   <w:style w:type="character" w:customStyle="1" w:styleId="CommentVarTok">
     <w:name w:val="CommentVarTok"/>
     <w:basedOn w:val="VerbatimChar"/>
     <w:rPr>
+      <w:color w:val="60a0b0"/>
       <w:b/>
       <w:i/>
-      <w:color w:val="60a0b0"/>
     </w:rPr>
   </w:style>
   <w:style w:type="character" w:customStyle="1" w:styleId="OtherTok">
@@ -2371,8 +2425,8 @@
     <w:name w:val="ControlFlowTok"/>
     <w:basedOn w:val="VerbatimChar"/>
     <w:rPr>
+      <w:color w:val="007020"/>
       <w:b/>
-      <w:color w:val="007020"/>
     </w:rPr>
   </w:style>
   <w:style w:type="character" w:customStyle="1" w:styleId="OperatorTok">
@@ -2417,34 +2471,34 @@
     <w:name w:val="InformationTok"/>
     <w:basedOn w:val="VerbatimChar"/>
     <w:rPr>
+      <w:color w:val="60a0b0"/>
       <w:b/>
       <w:i/>
-      <w:color w:val="60a0b0"/>
     </w:rPr>
   </w:style>
   <w:style w:type="character" w:customStyle="1" w:styleId="WarningTok">
     <w:name w:val="WarningTok"/>
     <w:basedOn w:val="VerbatimChar"/>
     <w:rPr>
+      <w:color w:val="60a0b0"/>
       <w:b/>
       <w:i/>
-      <w:color w:val="60a0b0"/>
     </w:rPr>
   </w:style>
   <w:style w:type="character" w:customStyle="1" w:styleId="AlertTok">
     <w:name w:val="AlertTok"/>
     <w:basedOn w:val="VerbatimChar"/>
     <w:rPr>
+      <w:color w:val="ff0000"/>
       <w:b/>
-      <w:color w:val="ff0000"/>
     </w:rPr>
   </w:style>
   <w:style w:type="character" w:customStyle="1" w:styleId="ErrorTok">
     <w:name w:val="ErrorTok"/>
     <w:basedOn w:val="VerbatimChar"/>
     <w:rPr>
+      <w:color w:val="ff0000"/>
       <w:b/>
-      <w:color w:val="ff0000"/>
     </w:rPr>
   </w:style>
   <w:style w:type="character" w:customStyle="1" w:styleId="NormalTok">
